--- a/DSA521S_Group11_PSEUDOCODE.docx
+++ b/DSA521S_Group11_PSEUDOCODE.docx
@@ -42,6 +42,9 @@
     <w:p>
       <w:pPr>
         <w:keepNext/>
+        <w:pBdr>
+          <w:bottom w:val="single" w:sz="12" w:color="01696F"/>
+        </w:pBdr>
         <w:spacing w:before="320" w:after="40"/>
       </w:pPr>
       <w:r>
@@ -58,9 +61,6 @@
       <w:pPr>
         <w:keepNext/>
         <w:spacing w:before="0" w:after="160"/>
-        <w:pBdr>
-          <w:bottom w:val="single" w:sz="12" w:color="01696F"/>
-        </w:pBdr>
       </w:pPr>
     </w:p>
     <w:p>
@@ -91,7 +91,6 @@
       <w:tblPr>
         <w:tblW w:type="auto" w:w="0"/>
         <w:jc w:val="left"/>
-        <w:tblLook w:firstColumn="1" w:firstRow="1" w:lastColumn="0" w:lastRow="0" w:noHBand="0" w:noVBand="1" w:val="04A0"/>
         <w:tblBorders>
           <w:top w:val="single" w:sz="4" w:color="D4D1CA"/>
           <w:left w:val="single" w:sz="4" w:color="D4D1CA"/>
@@ -100,6 +99,7 @@
           <w:insideH w:val="single" w:sz="4" w:color="D4D1CA"/>
           <w:insideV w:val="single" w:sz="4" w:color="D4D1CA"/>
         </w:tblBorders>
+        <w:tblLook w:firstColumn="1" w:firstRow="1" w:lastColumn="0" w:lastRow="0" w:noHBand="0" w:noVBand="1" w:val="04A0"/>
       </w:tblPr>
       <w:tblGrid>
         <w:gridCol w:w="9638"/>
@@ -366,7 +366,6 @@
       <w:tblPr>
         <w:tblW w:type="auto" w:w="0"/>
         <w:jc w:val="left"/>
-        <w:tblLook w:firstColumn="1" w:firstRow="1" w:lastColumn="0" w:lastRow="0" w:noHBand="0" w:noVBand="1" w:val="04A0"/>
         <w:tblBorders>
           <w:top w:val="single" w:sz="4" w:color="D4D1CA"/>
           <w:left w:val="single" w:sz="4" w:color="D4D1CA"/>
@@ -375,6 +374,7 @@
           <w:insideH w:val="single" w:sz="4" w:color="D4D1CA"/>
           <w:insideV w:val="single" w:sz="4" w:color="D4D1CA"/>
         </w:tblBorders>
+        <w:tblLook w:firstColumn="1" w:firstRow="1" w:lastColumn="0" w:lastRow="0" w:noHBand="0" w:noVBand="1" w:val="04A0"/>
       </w:tblPr>
       <w:tblGrid>
         <w:gridCol w:w="9638"/>
@@ -632,7 +632,6 @@
       <w:tblPr>
         <w:tblW w:type="auto" w:w="0"/>
         <w:jc w:val="left"/>
-        <w:tblLook w:firstColumn="1" w:firstRow="1" w:lastColumn="0" w:lastRow="0" w:noHBand="0" w:noVBand="1" w:val="04A0"/>
         <w:tblBorders>
           <w:top w:val="single" w:sz="4" w:color="D4D1CA"/>
           <w:left w:val="single" w:sz="4" w:color="D4D1CA"/>
@@ -641,6 +640,7 @@
           <w:insideH w:val="single" w:sz="4" w:color="D4D1CA"/>
           <w:insideV w:val="single" w:sz="4" w:color="D4D1CA"/>
         </w:tblBorders>
+        <w:tblLook w:firstColumn="1" w:firstRow="1" w:lastColumn="0" w:lastRow="0" w:noHBand="0" w:noVBand="1" w:val="04A0"/>
       </w:tblPr>
       <w:tblGrid>
         <w:gridCol w:w="9638"/>
@@ -926,6 +926,9 @@
     <w:p>
       <w:pPr>
         <w:keepNext/>
+        <w:pBdr>
+          <w:bottom w:val="single" w:sz="12" w:color="01696F"/>
+        </w:pBdr>
         <w:spacing w:before="320" w:after="40"/>
       </w:pPr>
       <w:r>
@@ -942,9 +945,6 @@
       <w:pPr>
         <w:keepNext/>
         <w:spacing w:before="0" w:after="160"/>
-        <w:pBdr>
-          <w:bottom w:val="single" w:sz="12" w:color="01696F"/>
-        </w:pBdr>
       </w:pPr>
     </w:p>
     <w:p>
@@ -975,7 +975,6 @@
       <w:tblPr>
         <w:tblW w:type="auto" w:w="0"/>
         <w:jc w:val="left"/>
-        <w:tblLook w:firstColumn="1" w:firstRow="1" w:lastColumn="0" w:lastRow="0" w:noHBand="0" w:noVBand="1" w:val="04A0"/>
         <w:tblBorders>
           <w:top w:val="single" w:sz="4" w:color="D4D1CA"/>
           <w:left w:val="single" w:sz="4" w:color="D4D1CA"/>
@@ -984,6 +983,7 @@
           <w:insideH w:val="single" w:sz="4" w:color="D4D1CA"/>
           <w:insideV w:val="single" w:sz="4" w:color="D4D1CA"/>
         </w:tblBorders>
+        <w:tblLook w:firstColumn="1" w:firstRow="1" w:lastColumn="0" w:lastRow="0" w:noHBand="0" w:noVBand="1" w:val="04A0"/>
       </w:tblPr>
       <w:tblGrid>
         <w:gridCol w:w="9638"/>
@@ -1184,7 +1184,6 @@
       <w:tblPr>
         <w:tblW w:type="auto" w:w="0"/>
         <w:jc w:val="left"/>
-        <w:tblLook w:firstColumn="1" w:firstRow="1" w:lastColumn="0" w:lastRow="0" w:noHBand="0" w:noVBand="1" w:val="04A0"/>
         <w:tblBorders>
           <w:top w:val="single" w:sz="4" w:color="D4D1CA"/>
           <w:left w:val="single" w:sz="4" w:color="D4D1CA"/>
@@ -1193,6 +1192,7 @@
           <w:insideH w:val="single" w:sz="4" w:color="D4D1CA"/>
           <w:insideV w:val="single" w:sz="4" w:color="D4D1CA"/>
         </w:tblBorders>
+        <w:tblLook w:firstColumn="1" w:firstRow="1" w:lastColumn="0" w:lastRow="0" w:noHBand="0" w:noVBand="1" w:val="04A0"/>
       </w:tblPr>
       <w:tblGrid>
         <w:gridCol w:w="9638"/>
@@ -1392,7 +1392,6 @@
       <w:tblPr>
         <w:tblW w:type="auto" w:w="0"/>
         <w:jc w:val="left"/>
-        <w:tblLook w:firstColumn="1" w:firstRow="1" w:lastColumn="0" w:lastRow="0" w:noHBand="0" w:noVBand="1" w:val="04A0"/>
         <w:tblBorders>
           <w:top w:val="single" w:sz="4" w:color="D4D1CA"/>
           <w:left w:val="single" w:sz="4" w:color="D4D1CA"/>
@@ -1401,6 +1400,7 @@
           <w:insideH w:val="single" w:sz="4" w:color="D4D1CA"/>
           <w:insideV w:val="single" w:sz="4" w:color="D4D1CA"/>
         </w:tblBorders>
+        <w:tblLook w:firstColumn="1" w:firstRow="1" w:lastColumn="0" w:lastRow="0" w:noHBand="0" w:noVBand="1" w:val="04A0"/>
       </w:tblPr>
       <w:tblGrid>
         <w:gridCol w:w="9638"/>
@@ -1726,6 +1726,9 @@
     <w:p>
       <w:pPr>
         <w:keepNext/>
+        <w:pBdr>
+          <w:bottom w:val="single" w:sz="12" w:color="01696F"/>
+        </w:pBdr>
         <w:spacing w:before="320" w:after="40"/>
       </w:pPr>
       <w:r>
@@ -1742,9 +1745,6 @@
       <w:pPr>
         <w:keepNext/>
         <w:spacing w:before="0" w:after="160"/>
-        <w:pBdr>
-          <w:bottom w:val="single" w:sz="12" w:color="01696F"/>
-        </w:pBdr>
       </w:pPr>
     </w:p>
     <w:p>
@@ -1784,7 +1784,6 @@
       <w:tblPr>
         <w:tblW w:type="auto" w:w="0"/>
         <w:jc w:val="left"/>
-        <w:tblLook w:firstColumn="1" w:firstRow="1" w:lastColumn="0" w:lastRow="0" w:noHBand="0" w:noVBand="1" w:val="04A0"/>
         <w:tblBorders>
           <w:top w:val="single" w:sz="4" w:color="D4D1CA"/>
           <w:left w:val="single" w:sz="4" w:color="D4D1CA"/>
@@ -1793,6 +1792,7 @@
           <w:insideH w:val="single" w:sz="4" w:color="D4D1CA"/>
           <w:insideV w:val="single" w:sz="4" w:color="D4D1CA"/>
         </w:tblBorders>
+        <w:tblLook w:firstColumn="1" w:firstRow="1" w:lastColumn="0" w:lastRow="0" w:noHBand="0" w:noVBand="1" w:val="04A0"/>
       </w:tblPr>
       <w:tblGrid>
         <w:gridCol w:w="9638"/>
@@ -2341,7 +2341,6 @@
       <w:tblPr>
         <w:tblW w:type="auto" w:w="0"/>
         <w:jc w:val="left"/>
-        <w:tblLook w:firstColumn="1" w:firstRow="1" w:lastColumn="0" w:lastRow="0" w:noHBand="0" w:noVBand="1" w:val="04A0"/>
         <w:tblBorders>
           <w:top w:val="single" w:sz="4" w:color="D4D1CA"/>
           <w:left w:val="single" w:sz="4" w:color="D4D1CA"/>
@@ -2350,6 +2349,7 @@
           <w:insideH w:val="single" w:sz="4" w:color="D4D1CA"/>
           <w:insideV w:val="single" w:sz="4" w:color="D4D1CA"/>
         </w:tblBorders>
+        <w:tblLook w:firstColumn="1" w:firstRow="1" w:lastColumn="0" w:lastRow="0" w:noHBand="0" w:noVBand="1" w:val="04A0"/>
       </w:tblPr>
       <w:tblGrid>
         <w:gridCol w:w="9638"/>
@@ -2690,7 +2690,6 @@
       <w:tblPr>
         <w:tblW w:type="auto" w:w="0"/>
         <w:jc w:val="left"/>
-        <w:tblLook w:firstColumn="1" w:firstRow="1" w:lastColumn="0" w:lastRow="0" w:noHBand="0" w:noVBand="1" w:val="04A0"/>
         <w:tblBorders>
           <w:top w:val="single" w:sz="4" w:color="D4D1CA"/>
           <w:left w:val="single" w:sz="4" w:color="D4D1CA"/>
@@ -2699,6 +2698,7 @@
           <w:insideH w:val="single" w:sz="4" w:color="D4D1CA"/>
           <w:insideV w:val="single" w:sz="4" w:color="D4D1CA"/>
         </w:tblBorders>
+        <w:tblLook w:firstColumn="1" w:firstRow="1" w:lastColumn="0" w:lastRow="0" w:noHBand="0" w:noVBand="1" w:val="04A0"/>
       </w:tblPr>
       <w:tblGrid>
         <w:gridCol w:w="9638"/>
@@ -2952,7 +2952,6 @@
       <w:tblPr>
         <w:tblW w:type="auto" w:w="0"/>
         <w:jc w:val="left"/>
-        <w:tblLook w:firstColumn="1" w:firstRow="1" w:lastColumn="0" w:lastRow="0" w:noHBand="0" w:noVBand="1" w:val="04A0"/>
         <w:tblBorders>
           <w:top w:val="single" w:sz="4" w:color="D4D1CA"/>
           <w:left w:val="single" w:sz="4" w:color="D4D1CA"/>
@@ -2961,6 +2960,7 @@
           <w:insideH w:val="single" w:sz="4" w:color="D4D1CA"/>
           <w:insideV w:val="single" w:sz="4" w:color="D4D1CA"/>
         </w:tblBorders>
+        <w:tblLook w:firstColumn="1" w:firstRow="1" w:lastColumn="0" w:lastRow="0" w:noHBand="0" w:noVBand="1" w:val="04A0"/>
       </w:tblPr>
       <w:tblGrid>
         <w:gridCol w:w="9638"/>
@@ -3122,6 +3122,9 @@
     <w:p>
       <w:pPr>
         <w:keepNext/>
+        <w:pBdr>
+          <w:bottom w:val="single" w:sz="12" w:color="01696F"/>
+        </w:pBdr>
         <w:spacing w:before="320" w:after="40"/>
       </w:pPr>
       <w:r>
@@ -3147,16 +3150,12 @@
       <w:pPr>
         <w:keepNext/>
         <w:spacing w:before="0" w:after="160"/>
-        <w:pBdr>
-          <w:bottom w:val="single" w:sz="12" w:color="01696F"/>
-        </w:pBdr>
       </w:pPr>
     </w:p>
     <w:tbl>
       <w:tblPr>
         <w:tblW w:type="auto" w:w="0"/>
         <w:jc w:val="left"/>
-        <w:tblLook w:firstColumn="1" w:firstRow="1" w:lastColumn="0" w:lastRow="0" w:noHBand="0" w:noVBand="1" w:val="04A0"/>
         <w:tblBorders>
           <w:top w:val="single" w:sz="4" w:color="D4D1CA"/>
           <w:left w:val="single" w:sz="4" w:color="D4D1CA"/>
@@ -3165,6 +3164,7 @@
           <w:insideH w:val="single" w:sz="4" w:color="D4D1CA"/>
           <w:insideV w:val="single" w:sz="4" w:color="D4D1CA"/>
         </w:tblBorders>
+        <w:tblLook w:firstColumn="1" w:firstRow="1" w:lastColumn="0" w:lastRow="0" w:noHBand="0" w:noVBand="1" w:val="04A0"/>
       </w:tblPr>
       <w:tblGrid>
         <w:gridCol w:w="9638"/>
@@ -3379,6 +3379,9 @@
     <w:p>
       <w:pPr>
         <w:keepNext/>
+        <w:pBdr>
+          <w:bottom w:val="single" w:sz="12" w:color="01696F"/>
+        </w:pBdr>
         <w:spacing w:before="320" w:after="40"/>
       </w:pPr>
       <w:r>
@@ -3395,9 +3398,6 @@
       <w:pPr>
         <w:keepNext/>
         <w:spacing w:before="0" w:after="160"/>
-        <w:pBdr>
-          <w:bottom w:val="single" w:sz="12" w:color="01696F"/>
-        </w:pBdr>
       </w:pPr>
     </w:p>
     <w:p>
@@ -3428,7 +3428,6 @@
       <w:tblPr>
         <w:tblW w:type="auto" w:w="0"/>
         <w:jc w:val="left"/>
-        <w:tblLook w:firstColumn="1" w:firstRow="1" w:lastColumn="0" w:lastRow="0" w:noHBand="0" w:noVBand="1" w:val="04A0"/>
         <w:tblBorders>
           <w:top w:val="single" w:sz="4" w:color="D4D1CA"/>
           <w:left w:val="single" w:sz="4" w:color="D4D1CA"/>
@@ -3437,6 +3436,7 @@
           <w:insideH w:val="single" w:sz="4" w:color="D4D1CA"/>
           <w:insideV w:val="single" w:sz="4" w:color="D4D1CA"/>
         </w:tblBorders>
+        <w:tblLook w:firstColumn="1" w:firstRow="1" w:lastColumn="0" w:lastRow="0" w:noHBand="0" w:noVBand="1" w:val="04A0"/>
       </w:tblPr>
       <w:tblGrid>
         <w:gridCol w:w="9638"/>
@@ -3676,7 +3676,6 @@
       <w:tblPr>
         <w:tblW w:type="auto" w:w="0"/>
         <w:jc w:val="left"/>
-        <w:tblLook w:firstColumn="1" w:firstRow="1" w:lastColumn="0" w:lastRow="0" w:noHBand="0" w:noVBand="1" w:val="04A0"/>
         <w:tblBorders>
           <w:top w:val="single" w:sz="4" w:color="D4D1CA"/>
           <w:left w:val="single" w:sz="4" w:color="D4D1CA"/>
@@ -3685,6 +3684,7 @@
           <w:insideH w:val="single" w:sz="4" w:color="D4D1CA"/>
           <w:insideV w:val="single" w:sz="4" w:color="D4D1CA"/>
         </w:tblBorders>
+        <w:tblLook w:firstColumn="1" w:firstRow="1" w:lastColumn="0" w:lastRow="0" w:noHBand="0" w:noVBand="1" w:val="04A0"/>
       </w:tblPr>
       <w:tblGrid>
         <w:gridCol w:w="9638"/>
@@ -3980,7 +3980,6 @@
       <w:tblPr>
         <w:tblW w:type="auto" w:w="0"/>
         <w:jc w:val="left"/>
-        <w:tblLook w:firstColumn="1" w:firstRow="1" w:lastColumn="0" w:lastRow="0" w:noHBand="0" w:noVBand="1" w:val="04A0"/>
         <w:tblBorders>
           <w:top w:val="single" w:sz="4" w:color="D4D1CA"/>
           <w:left w:val="single" w:sz="4" w:color="D4D1CA"/>
@@ -3989,6 +3988,7 @@
           <w:insideH w:val="single" w:sz="4" w:color="D4D1CA"/>
           <w:insideV w:val="single" w:sz="4" w:color="D4D1CA"/>
         </w:tblBorders>
+        <w:tblLook w:firstColumn="1" w:firstRow="1" w:lastColumn="0" w:lastRow="0" w:noHBand="0" w:noVBand="1" w:val="04A0"/>
       </w:tblPr>
       <w:tblGrid>
         <w:gridCol w:w="9638"/>
@@ -4353,7 +4353,6 @@
       <w:tblPr>
         <w:tblW w:type="auto" w:w="0"/>
         <w:jc w:val="left"/>
-        <w:tblLook w:firstColumn="1" w:firstRow="1" w:lastColumn="0" w:lastRow="0" w:noHBand="0" w:noVBand="1" w:val="04A0"/>
         <w:tblBorders>
           <w:top w:val="single" w:sz="4" w:color="D4D1CA"/>
           <w:left w:val="single" w:sz="4" w:color="D4D1CA"/>
@@ -4362,6 +4361,7 @@
           <w:insideH w:val="single" w:sz="4" w:color="D4D1CA"/>
           <w:insideV w:val="single" w:sz="4" w:color="D4D1CA"/>
         </w:tblBorders>
+        <w:tblLook w:firstColumn="1" w:firstRow="1" w:lastColumn="0" w:lastRow="0" w:noHBand="0" w:noVBand="1" w:val="04A0"/>
       </w:tblPr>
       <w:tblGrid>
         <w:gridCol w:w="9638"/>
